--- a/EJERCICIOS DE LOS ALUMNOS/NOEMI/02-02-26/EJERCICIOS DE CONSULTAS SOBRE UNA TABLA 02.docx
+++ b/EJERCICIOS DE LOS ALUMNOS/NOEMI/02-02-26/EJERCICIOS DE CONSULTAS SOBRE UNA TABLA 02.docx
@@ -447,10 +447,21 @@
       </w:r>
     </w:p>
     <w:p>
-      <w:r>
+      <w:pPr>
+        <w:rPr>
+          <w:lang w:val="en-US"/>
+        </w:rPr>
+      </w:pPr>
+      <w:r>
+        <w:rPr>
+          <w:lang w:val="en-US"/>
+        </w:rPr>
         <w:t>select nombre, upper( left(nombre,2)) from fabricante;</w:t>
       </w:r>
       <w:r>
+        <w:rPr>
+          <w:lang w:val="en-US"/>
+        </w:rPr>
         <w:br/>
       </w:r>
       <w:r>
@@ -750,11 +761,22 @@
       </w:r>
     </w:p>
     <w:p>
-      <w:r>
+      <w:pPr>
+        <w:rPr>
+          <w:lang w:val="en-US"/>
+        </w:rPr>
+      </w:pPr>
+      <w:r>
+        <w:rPr>
+          <w:lang w:val="en-US"/>
+        </w:rPr>
         <w:lastRenderedPageBreak/>
         <w:t>select nombre from fabricante order by nombre;</w:t>
       </w:r>
       <w:r>
+        <w:rPr>
+          <w:lang w:val="en-US"/>
+        </w:rPr>
         <w:br/>
       </w:r>
       <w:r>
@@ -862,18 +884,35 @@
       </w:r>
     </w:p>
     <w:p>
-      <w:r>
+      <w:pPr>
+        <w:rPr>
+          <w:lang w:val="en-US"/>
+        </w:rPr>
+      </w:pPr>
+      <w:r>
+        <w:rPr>
+          <w:lang w:val="en-US"/>
+        </w:rPr>
         <w:t>select nombre from producto order by nombre;</w:t>
       </w:r>
     </w:p>
     <w:p>
-      <w:r>
+      <w:pPr>
+        <w:rPr>
+          <w:lang w:val="en-US"/>
+        </w:rPr>
+      </w:pPr>
+      <w:r>
+        <w:rPr>
+          <w:lang w:val="en-US"/>
+        </w:rPr>
         <w:lastRenderedPageBreak/>
         <w:t>select nombre from producto order by nombre desc;</w:t>
       </w:r>
       <w:r>
         <w:rPr>
           <w:noProof/>
+          <w:lang w:val="en-US"/>
         </w:rPr>
         <w:t xml:space="preserve"> </w:t>
       </w:r>
@@ -982,11 +1021,22 @@
       </w:r>
     </w:p>
     <w:p>
-      <w:r>
+      <w:pPr>
+        <w:rPr>
+          <w:lang w:val="en-US"/>
+        </w:rPr>
+      </w:pPr>
+      <w:r>
+        <w:rPr>
+          <w:lang w:val="en-US"/>
+        </w:rPr>
         <w:lastRenderedPageBreak/>
         <w:t>select * from fabricante limit 5 offset 3;</w:t>
       </w:r>
       <w:r>
+        <w:rPr>
+          <w:lang w:val="en-US"/>
+        </w:rPr>
         <w:br/>
       </w:r>
       <w:r>
@@ -1041,12 +1091,21 @@
       </w:r>
     </w:p>
     <w:p>
-      <w:r>
+      <w:pPr>
+        <w:rPr>
+          <w:lang w:val="en-US"/>
+        </w:rPr>
+      </w:pPr>
+      <w:r>
+        <w:rPr>
+          <w:lang w:val="en-US"/>
+        </w:rPr>
         <w:t>select * from producto order by precio limit 1;</w:t>
       </w:r>
       <w:r>
         <w:rPr>
           <w:noProof/>
+          <w:lang w:val="en-US"/>
         </w:rPr>
         <w:t xml:space="preserve"> </w:t>
       </w:r>
@@ -1105,14 +1164,19 @@
       <w:pPr>
         <w:rPr>
           <w:noProof/>
+          <w:lang w:val="en-US"/>
         </w:rPr>
       </w:pPr>
       <w:r>
+        <w:rPr>
+          <w:lang w:val="en-US"/>
+        </w:rPr>
         <w:t>select * from producto order by precio desc limit 1;</w:t>
       </w:r>
       <w:r>
         <w:rPr>
           <w:noProof/>
+          <w:lang w:val="en-US"/>
         </w:rPr>
         <w:t xml:space="preserve"> </w:t>
       </w:r>
@@ -1159,6 +1223,7 @@
       <w:r>
         <w:rPr>
           <w:noProof/>
+          <w:lang w:val="en-US"/>
         </w:rPr>
         <w:t xml:space="preserve"> </w:t>
       </w:r>
@@ -1340,11 +1405,22 @@
       </w:r>
     </w:p>
     <w:p>
-      <w:r>
+      <w:pPr>
+        <w:rPr>
+          <w:lang w:val="en-US"/>
+        </w:rPr>
+      </w:pPr>
+      <w:r>
+        <w:rPr>
+          <w:lang w:val="en-US"/>
+        </w:rPr>
         <w:lastRenderedPageBreak/>
         <w:t>select nombre from producto where precio &lt;= 120;</w:t>
       </w:r>
       <w:r>
+        <w:rPr>
+          <w:lang w:val="en-US"/>
+        </w:rPr>
         <w:br/>
       </w:r>
       <w:r>
@@ -1398,246 +1474,291 @@
         <w:t>select nombre from producto where precio &gt;= 400;</w:t>
       </w:r>
       <w:r>
+        <w:br/>
+      </w:r>
+      <w:r>
+        <w:drawing>
+          <wp:inline distT="0" distB="0" distL="0" distR="0" wp14:anchorId="4D87EEEF" wp14:editId="72E61BF1">
+            <wp:extent cx="2514951" cy="1981477"/>
+            <wp:effectExtent l="0" t="0" r="0" b="0"/>
+            <wp:docPr id="1517127209" name="Imagen 1"/>
+            <wp:cNvGraphicFramePr>
+              <a:graphicFrameLocks xmlns:a="http://schemas.openxmlformats.org/drawingml/2006/main" noChangeAspect="1"/>
+            </wp:cNvGraphicFramePr>
+            <a:graphic xmlns:a="http://schemas.openxmlformats.org/drawingml/2006/main">
+              <a:graphicData uri="http://schemas.openxmlformats.org/drawingml/2006/picture">
+                <pic:pic xmlns:pic="http://schemas.openxmlformats.org/drawingml/2006/picture">
+                  <pic:nvPicPr>
+                    <pic:cNvPr id="1517127209" name=""/>
+                    <pic:cNvPicPr/>
+                  </pic:nvPicPr>
+                  <pic:blipFill>
+                    <a:blip r:embed="rId27"/>
+                    <a:stretch>
+                      <a:fillRect/>
+                    </a:stretch>
+                  </pic:blipFill>
+                  <pic:spPr>
+                    <a:xfrm>
+                      <a:off x="0" y="0"/>
+                      <a:ext cx="2514951" cy="1981477"/>
+                    </a:xfrm>
+                    <a:prstGeom prst="rect">
+                      <a:avLst/>
+                    </a:prstGeom>
+                  </pic:spPr>
+                </pic:pic>
+              </a:graphicData>
+            </a:graphic>
+          </wp:inline>
+        </w:drawing>
+      </w:r>
+    </w:p>
+    <w:p>
+      <w:r>
+        <w:t>23) Lista el nombre de los productos que no tienen un precio mayor o igual a 400€.</w:t>
+      </w:r>
+    </w:p>
+    <w:p>
+      <w:pPr>
+        <w:rPr>
+          <w:lang w:val="en-US"/>
+        </w:rPr>
+      </w:pPr>
+      <w:r>
+        <w:rPr>
+          <w:lang w:val="en-US"/>
+        </w:rPr>
+        <w:t>select nombre from producto where precio &lt;= 400;</w:t>
+      </w:r>
+      <w:r>
+        <w:rPr>
+          <w:lang w:val="en-US"/>
+        </w:rPr>
+        <w:br/>
+      </w:r>
+      <w:r>
+        <w:rPr>
+          <w:lang w:val="en-US"/>
+        </w:rPr>
+        <w:drawing>
+          <wp:inline distT="0" distB="0" distL="0" distR="0" wp14:anchorId="6FF64E73" wp14:editId="572C8398">
+            <wp:extent cx="2753109" cy="1743318"/>
+            <wp:effectExtent l="0" t="0" r="9525" b="9525"/>
+            <wp:docPr id="496059031" name="Imagen 1"/>
+            <wp:cNvGraphicFramePr>
+              <a:graphicFrameLocks xmlns:a="http://schemas.openxmlformats.org/drawingml/2006/main" noChangeAspect="1"/>
+            </wp:cNvGraphicFramePr>
+            <a:graphic xmlns:a="http://schemas.openxmlformats.org/drawingml/2006/main">
+              <a:graphicData uri="http://schemas.openxmlformats.org/drawingml/2006/picture">
+                <pic:pic xmlns:pic="http://schemas.openxmlformats.org/drawingml/2006/picture">
+                  <pic:nvPicPr>
+                    <pic:cNvPr id="496059031" name=""/>
+                    <pic:cNvPicPr/>
+                  </pic:nvPicPr>
+                  <pic:blipFill>
+                    <a:blip r:embed="rId28"/>
+                    <a:stretch>
+                      <a:fillRect/>
+                    </a:stretch>
+                  </pic:blipFill>
+                  <pic:spPr>
+                    <a:xfrm>
+                      <a:off x="0" y="0"/>
+                      <a:ext cx="2753109" cy="1743318"/>
+                    </a:xfrm>
+                    <a:prstGeom prst="rect">
+                      <a:avLst/>
+                    </a:prstGeom>
+                  </pic:spPr>
+                </pic:pic>
+              </a:graphicData>
+            </a:graphic>
+          </wp:inline>
+        </w:drawing>
+      </w:r>
+    </w:p>
+    <w:p>
+      <w:r>
+        <w:t>24) Lista todos los productos que tengan un precio entre 80€ y 300€. Sin utilizar el operador</w:t>
+      </w:r>
+    </w:p>
+    <w:p>
+      <w:r>
+        <w:t>BETWEEN.</w:t>
+      </w:r>
+    </w:p>
+    <w:p>
+      <w:r>
+        <w:lastRenderedPageBreak/>
+        <w:t>select nombre from producto where precio &gt;= 80 and precio &lt;= 300;</w:t>
+      </w:r>
+      <w:r>
+        <w:br/>
+      </w:r>
+      <w:r>
+        <w:drawing>
+          <wp:inline distT="0" distB="0" distL="0" distR="0" wp14:anchorId="34D18A3A" wp14:editId="65B09BF9">
+            <wp:extent cx="3715268" cy="1590897"/>
+            <wp:effectExtent l="0" t="0" r="0" b="9525"/>
+            <wp:docPr id="509189171" name="Imagen 1"/>
+            <wp:cNvGraphicFramePr>
+              <a:graphicFrameLocks xmlns:a="http://schemas.openxmlformats.org/drawingml/2006/main" noChangeAspect="1"/>
+            </wp:cNvGraphicFramePr>
+            <a:graphic xmlns:a="http://schemas.openxmlformats.org/drawingml/2006/main">
+              <a:graphicData uri="http://schemas.openxmlformats.org/drawingml/2006/picture">
+                <pic:pic xmlns:pic="http://schemas.openxmlformats.org/drawingml/2006/picture">
+                  <pic:nvPicPr>
+                    <pic:cNvPr id="509189171" name=""/>
+                    <pic:cNvPicPr/>
+                  </pic:nvPicPr>
+                  <pic:blipFill>
+                    <a:blip r:embed="rId29"/>
+                    <a:stretch>
+                      <a:fillRect/>
+                    </a:stretch>
+                  </pic:blipFill>
+                  <pic:spPr>
+                    <a:xfrm>
+                      <a:off x="0" y="0"/>
+                      <a:ext cx="3715268" cy="1590897"/>
+                    </a:xfrm>
+                    <a:prstGeom prst="rect">
+                      <a:avLst/>
+                    </a:prstGeom>
+                  </pic:spPr>
+                </pic:pic>
+              </a:graphicData>
+            </a:graphic>
+          </wp:inline>
+        </w:drawing>
+      </w:r>
+    </w:p>
+    <w:p>
+      <w:r>
+        <w:t>25) Lista todos los productos que tengan un precio entre 60€ y 200€. Utilizando el operador</w:t>
+      </w:r>
+    </w:p>
+    <w:p>
+      <w:r>
+        <w:t>BETWEEN.</w:t>
+      </w:r>
+    </w:p>
+    <w:p>
+      <w:pPr>
+        <w:rPr>
+          <w:lang w:val="en-US"/>
+        </w:rPr>
+      </w:pPr>
+      <w:r>
+        <w:rPr>
+          <w:lang w:val="en-US"/>
+        </w:rPr>
+        <w:t>select nombre from producto where precio between 60 and 200;</w:t>
+      </w:r>
+      <w:r>
+        <w:rPr>
+          <w:lang w:val="en-US"/>
+        </w:rPr>
+        <w:br/>
+      </w:r>
+      <w:r>
+        <w:rPr>
+          <w:lang w:val="en-US"/>
+        </w:rPr>
+        <w:drawing>
+          <wp:inline distT="0" distB="0" distL="0" distR="0" wp14:anchorId="09EC9F85" wp14:editId="55B06E75">
+            <wp:extent cx="3038899" cy="1438476"/>
+            <wp:effectExtent l="0" t="0" r="0" b="9525"/>
+            <wp:docPr id="362817262" name="Imagen 1"/>
+            <wp:cNvGraphicFramePr>
+              <a:graphicFrameLocks xmlns:a="http://schemas.openxmlformats.org/drawingml/2006/main" noChangeAspect="1"/>
+            </wp:cNvGraphicFramePr>
+            <a:graphic xmlns:a="http://schemas.openxmlformats.org/drawingml/2006/main">
+              <a:graphicData uri="http://schemas.openxmlformats.org/drawingml/2006/picture">
+                <pic:pic xmlns:pic="http://schemas.openxmlformats.org/drawingml/2006/picture">
+                  <pic:nvPicPr>
+                    <pic:cNvPr id="362817262" name=""/>
+                    <pic:cNvPicPr/>
+                  </pic:nvPicPr>
+                  <pic:blipFill>
+                    <a:blip r:embed="rId30"/>
+                    <a:stretch>
+                      <a:fillRect/>
+                    </a:stretch>
+                  </pic:blipFill>
+                  <pic:spPr>
+                    <a:xfrm>
+                      <a:off x="0" y="0"/>
+                      <a:ext cx="3038899" cy="1438476"/>
+                    </a:xfrm>
+                    <a:prstGeom prst="rect">
+                      <a:avLst/>
+                    </a:prstGeom>
+                  </pic:spPr>
+                </pic:pic>
+              </a:graphicData>
+            </a:graphic>
+          </wp:inline>
+        </w:drawing>
+      </w:r>
+    </w:p>
+    <w:p>
+      <w:r>
+        <w:t>26) Lista todos los productos que tengan un precio mayor que 200€ y que el código de</w:t>
+      </w:r>
+    </w:p>
+    <w:p>
+      <w:r>
+        <w:t>fabricante sea igual a 6.</w:t>
+      </w:r>
+    </w:p>
+    <w:p>
+      <w:r>
+        <w:t>select nombre from producto where precio &gt; 200 and codigo_fabricante = 6;</w:t>
+      </w:r>
+      <w:r>
         <w:rPr>
           <w:noProof/>
         </w:rPr>
         <w:t xml:space="preserve"> </w:t>
       </w:r>
       <w:r>
-        <w:rPr>
-          <w:noProof/>
-        </w:rPr>
-        <w:drawing>
-          <wp:inline distT="0" distB="0" distL="0" distR="0" wp14:anchorId="04D4FF82" wp14:editId="7A5ADF1C">
-            <wp:extent cx="2876550" cy="2105025"/>
-            <wp:effectExtent l="0" t="0" r="0" b="9525"/>
-            <wp:docPr id="2124486169" name="Imagen 1"/>
-            <wp:cNvGraphicFramePr>
-              <a:graphicFrameLocks xmlns:a="http://schemas.openxmlformats.org/drawingml/2006/main" noChangeAspect="1"/>
-            </wp:cNvGraphicFramePr>
-            <a:graphic xmlns:a="http://schemas.openxmlformats.org/drawingml/2006/main">
-              <a:graphicData uri="http://schemas.openxmlformats.org/drawingml/2006/picture">
-                <pic:pic xmlns:pic="http://schemas.openxmlformats.org/drawingml/2006/picture">
-                  <pic:nvPicPr>
-                    <pic:cNvPr id="2124486169" name=""/>
-                    <pic:cNvPicPr/>
-                  </pic:nvPicPr>
-                  <pic:blipFill>
-                    <a:blip r:embed="rId27"/>
-                    <a:stretch>
-                      <a:fillRect/>
-                    </a:stretch>
-                  </pic:blipFill>
-                  <pic:spPr>
-                    <a:xfrm>
-                      <a:off x="0" y="0"/>
-                      <a:ext cx="2876550" cy="2105025"/>
-                    </a:xfrm>
-                    <a:prstGeom prst="rect">
-                      <a:avLst/>
-                    </a:prstGeom>
-                  </pic:spPr>
-                </pic:pic>
-              </a:graphicData>
-            </a:graphic>
-          </wp:inline>
-        </w:drawing>
-      </w:r>
-    </w:p>
-    <w:p>
-      <w:r>
-        <w:t>23) Lista el nombre de los productos que no tienen un precio mayor o igual a 400€.</w:t>
-      </w:r>
-    </w:p>
-    <w:p>
-      <w:r>
-        <w:t>select nombre from producto where precio &lt;= 400;</w:t>
-      </w:r>
-      <w:r>
-        <w:rPr>
-          <w:noProof/>
-        </w:rPr>
-        <w:t xml:space="preserve"> </w:t>
-      </w:r>
-      <w:r>
-        <w:rPr>
-          <w:noProof/>
-        </w:rPr>
-        <w:drawing>
-          <wp:inline distT="0" distB="0" distL="0" distR="0" wp14:anchorId="09056E18" wp14:editId="305D4F02">
-            <wp:extent cx="3314700" cy="3038475"/>
-            <wp:effectExtent l="0" t="0" r="0" b="9525"/>
-            <wp:docPr id="1718268653" name="Imagen 1"/>
-            <wp:cNvGraphicFramePr>
-              <a:graphicFrameLocks xmlns:a="http://schemas.openxmlformats.org/drawingml/2006/main" noChangeAspect="1"/>
-            </wp:cNvGraphicFramePr>
-            <a:graphic xmlns:a="http://schemas.openxmlformats.org/drawingml/2006/main">
-              <a:graphicData uri="http://schemas.openxmlformats.org/drawingml/2006/picture">
-                <pic:pic xmlns:pic="http://schemas.openxmlformats.org/drawingml/2006/picture">
-                  <pic:nvPicPr>
-                    <pic:cNvPr id="1718268653" name=""/>
-                    <pic:cNvPicPr/>
-                  </pic:nvPicPr>
-                  <pic:blipFill>
-                    <a:blip r:embed="rId28"/>
-                    <a:stretch>
-                      <a:fillRect/>
-                    </a:stretch>
-                  </pic:blipFill>
-                  <pic:spPr>
-                    <a:xfrm>
-                      <a:off x="0" y="0"/>
-                      <a:ext cx="3314700" cy="3038475"/>
-                    </a:xfrm>
-                    <a:prstGeom prst="rect">
-                      <a:avLst/>
-                    </a:prstGeom>
-                  </pic:spPr>
-                </pic:pic>
-              </a:graphicData>
-            </a:graphic>
-          </wp:inline>
-        </w:drawing>
-      </w:r>
-    </w:p>
-    <w:p>
-      <w:r>
-        <w:lastRenderedPageBreak/>
-        <w:t>24) Lista todos los productos que tengan un precio entre 80€ y 300€. Sin utilizar el operador</w:t>
-      </w:r>
-    </w:p>
-    <w:p>
-      <w:r>
-        <w:t>BETWEEN.</w:t>
-      </w:r>
-    </w:p>
-    <w:p>
-      <w:pPr>
-        <w:rPr>
-          <w:noProof/>
-        </w:rPr>
-      </w:pPr>
-      <w:r>
-        <w:t>select nombre from producto where precio &gt;= 80 and precio &lt;= 300;</w:t>
-      </w:r>
-      <w:r>
-        <w:rPr>
-          <w:noProof/>
-        </w:rPr>
-        <w:t xml:space="preserve"> </w:t>
-      </w:r>
-      <w:r>
-        <w:rPr>
-          <w:noProof/>
-        </w:rPr>
-        <w:drawing>
-          <wp:inline distT="0" distB="0" distL="0" distR="0" wp14:anchorId="05758A18" wp14:editId="093F5FF6">
-            <wp:extent cx="3571875" cy="2257425"/>
-            <wp:effectExtent l="0" t="0" r="9525" b="9525"/>
-            <wp:docPr id="870853211" name="Imagen 1"/>
-            <wp:cNvGraphicFramePr>
-              <a:graphicFrameLocks xmlns:a="http://schemas.openxmlformats.org/drawingml/2006/main" noChangeAspect="1"/>
-            </wp:cNvGraphicFramePr>
-            <a:graphic xmlns:a="http://schemas.openxmlformats.org/drawingml/2006/main">
-              <a:graphicData uri="http://schemas.openxmlformats.org/drawingml/2006/picture">
-                <pic:pic xmlns:pic="http://schemas.openxmlformats.org/drawingml/2006/picture">
-                  <pic:nvPicPr>
-                    <pic:cNvPr id="870853211" name=""/>
-                    <pic:cNvPicPr/>
-                  </pic:nvPicPr>
-                  <pic:blipFill>
-                    <a:blip r:embed="rId29"/>
-                    <a:stretch>
-                      <a:fillRect/>
-                    </a:stretch>
-                  </pic:blipFill>
-                  <pic:spPr>
-                    <a:xfrm>
-                      <a:off x="0" y="0"/>
-                      <a:ext cx="3571875" cy="2257425"/>
-                    </a:xfrm>
-                    <a:prstGeom prst="rect">
-                      <a:avLst/>
-                    </a:prstGeom>
-                  </pic:spPr>
-                </pic:pic>
-              </a:graphicData>
-            </a:graphic>
-          </wp:inline>
-        </w:drawing>
-      </w:r>
-    </w:p>
-    <w:p>
-      <w:r>
-        <w:t>25) Lista todos los productos que tengan un precio entre 60€ y 200€. Utilizando el operador</w:t>
-      </w:r>
-    </w:p>
-    <w:p>
-      <w:r>
-        <w:t>BETWEEN.</w:t>
-      </w:r>
-    </w:p>
-    <w:p>
-      <w:r>
-        <w:t>select nombre from producto where precio between 60 and 200;</w:t>
-      </w:r>
-      <w:r>
-        <w:br/>
-      </w:r>
-      <w:r>
-        <w:rPr>
-          <w:noProof/>
-        </w:rPr>
-        <w:drawing>
-          <wp:inline distT="0" distB="0" distL="0" distR="0" wp14:anchorId="42323BE8" wp14:editId="1C31045B">
-            <wp:extent cx="3505200" cy="2095500"/>
-            <wp:effectExtent l="0" t="0" r="0" b="0"/>
-            <wp:docPr id="1914066716" name="Imagen 1"/>
-            <wp:cNvGraphicFramePr>
-              <a:graphicFrameLocks xmlns:a="http://schemas.openxmlformats.org/drawingml/2006/main" noChangeAspect="1"/>
-            </wp:cNvGraphicFramePr>
-            <a:graphic xmlns:a="http://schemas.openxmlformats.org/drawingml/2006/main">
-              <a:graphicData uri="http://schemas.openxmlformats.org/drawingml/2006/picture">
-                <pic:pic xmlns:pic="http://schemas.openxmlformats.org/drawingml/2006/picture">
-                  <pic:nvPicPr>
-                    <pic:cNvPr id="1914066716" name=""/>
-                    <pic:cNvPicPr/>
-                  </pic:nvPicPr>
-                  <pic:blipFill>
-                    <a:blip r:embed="rId30"/>
-                    <a:stretch>
-                      <a:fillRect/>
-                    </a:stretch>
-                  </pic:blipFill>
-                  <pic:spPr>
-                    <a:xfrm>
-                      <a:off x="0" y="0"/>
-                      <a:ext cx="3505200" cy="2095500"/>
-                    </a:xfrm>
-                    <a:prstGeom prst="rect">
-                      <a:avLst/>
-                    </a:prstGeom>
-                  </pic:spPr>
-                </pic:pic>
-              </a:graphicData>
-            </a:graphic>
-          </wp:inline>
-        </w:drawing>
-      </w:r>
-    </w:p>
-    <w:p>
-      <w:r>
-        <w:t>26) Lista todos los productos que tengan un precio mayor que 200€ y que el código de</w:t>
-      </w:r>
-    </w:p>
-    <w:p>
-      <w:r>
-        <w:t>fabricante sea igual a 6.</w:t>
-      </w:r>
-    </w:p>
-    <w:p>
-      <w:r>
-        <w:t>select nombre from producto where precio &gt; 200 and codigo_fabricante = 6;</w:t>
+        <w:drawing>
+          <wp:inline distT="0" distB="0" distL="0" distR="0" wp14:anchorId="2F140E32" wp14:editId="3C3E90B5">
+            <wp:extent cx="5400040" cy="1081405"/>
+            <wp:effectExtent l="0" t="0" r="0" b="4445"/>
+            <wp:docPr id="156581156" name="Imagen 1"/>
+            <wp:cNvGraphicFramePr>
+              <a:graphicFrameLocks xmlns:a="http://schemas.openxmlformats.org/drawingml/2006/main" noChangeAspect="1"/>
+            </wp:cNvGraphicFramePr>
+            <a:graphic xmlns:a="http://schemas.openxmlformats.org/drawingml/2006/main">
+              <a:graphicData uri="http://schemas.openxmlformats.org/drawingml/2006/picture">
+                <pic:pic xmlns:pic="http://schemas.openxmlformats.org/drawingml/2006/picture">
+                  <pic:nvPicPr>
+                    <pic:cNvPr id="156581156" name=""/>
+                    <pic:cNvPicPr/>
+                  </pic:nvPicPr>
+                  <pic:blipFill>
+                    <a:blip r:embed="rId31"/>
+                    <a:stretch>
+                      <a:fillRect/>
+                    </a:stretch>
+                  </pic:blipFill>
+                  <pic:spPr>
+                    <a:xfrm>
+                      <a:off x="0" y="0"/>
+                      <a:ext cx="5400040" cy="1081405"/>
+                    </a:xfrm>
+                    <a:prstGeom prst="rect">
+                      <a:avLst/>
+                    </a:prstGeom>
+                  </pic:spPr>
+                </pic:pic>
+              </a:graphicData>
+            </a:graphic>
+          </wp:inline>
+        </w:drawing>
       </w:r>
     </w:p>
     <w:p>
@@ -1660,6 +1781,46 @@
         <w:lastRenderedPageBreak/>
         <w:t>codigo_fabricante = 5;</w:t>
       </w:r>
+      <w:r>
+        <w:br/>
+      </w:r>
+      <w:r>
+        <w:drawing>
+          <wp:inline distT="0" distB="0" distL="0" distR="0" wp14:anchorId="46C2A642" wp14:editId="427C503C">
+            <wp:extent cx="5400040" cy="1052830"/>
+            <wp:effectExtent l="0" t="0" r="0" b="0"/>
+            <wp:docPr id="2070179699" name="Imagen 1"/>
+            <wp:cNvGraphicFramePr>
+              <a:graphicFrameLocks xmlns:a="http://schemas.openxmlformats.org/drawingml/2006/main" noChangeAspect="1"/>
+            </wp:cNvGraphicFramePr>
+            <a:graphic xmlns:a="http://schemas.openxmlformats.org/drawingml/2006/main">
+              <a:graphicData uri="http://schemas.openxmlformats.org/drawingml/2006/picture">
+                <pic:pic xmlns:pic="http://schemas.openxmlformats.org/drawingml/2006/picture">
+                  <pic:nvPicPr>
+                    <pic:cNvPr id="2070179699" name=""/>
+                    <pic:cNvPicPr/>
+                  </pic:nvPicPr>
+                  <pic:blipFill>
+                    <a:blip r:embed="rId32"/>
+                    <a:stretch>
+                      <a:fillRect/>
+                    </a:stretch>
+                  </pic:blipFill>
+                  <pic:spPr>
+                    <a:xfrm>
+                      <a:off x="0" y="0"/>
+                      <a:ext cx="5400040" cy="1052830"/>
+                    </a:xfrm>
+                    <a:prstGeom prst="rect">
+                      <a:avLst/>
+                    </a:prstGeom>
+                  </pic:spPr>
+                </pic:pic>
+              </a:graphicData>
+            </a:graphic>
+          </wp:inline>
+        </w:drawing>
+      </w:r>
     </w:p>
     <w:p>
       <w:r>
@@ -1672,9 +1833,61 @@
       </w:r>
     </w:p>
     <w:p>
-      <w:r>
+      <w:pPr>
+        <w:rPr>
+          <w:lang w:val="en-US"/>
+        </w:rPr>
+      </w:pPr>
+      <w:r>
+        <w:rPr>
+          <w:lang w:val="en-US"/>
+        </w:rPr>
         <w:t>select nombre from producto where codigo_fabricante in (1,3,5);</w:t>
       </w:r>
+      <w:r>
+        <w:rPr>
+          <w:noProof/>
+          <w:lang w:val="en-US"/>
+        </w:rPr>
+        <w:t xml:space="preserve"> </w:t>
+      </w:r>
+      <w:r>
+        <w:drawing>
+          <wp:inline distT="0" distB="0" distL="0" distR="0" wp14:anchorId="46A24C20" wp14:editId="5B4F3E2A">
+            <wp:extent cx="5239481" cy="1505160"/>
+            <wp:effectExtent l="0" t="0" r="0" b="0"/>
+            <wp:docPr id="1519757274" name="Imagen 1"/>
+            <wp:cNvGraphicFramePr>
+              <a:graphicFrameLocks xmlns:a="http://schemas.openxmlformats.org/drawingml/2006/main" noChangeAspect="1"/>
+            </wp:cNvGraphicFramePr>
+            <a:graphic xmlns:a="http://schemas.openxmlformats.org/drawingml/2006/main">
+              <a:graphicData uri="http://schemas.openxmlformats.org/drawingml/2006/picture">
+                <pic:pic xmlns:pic="http://schemas.openxmlformats.org/drawingml/2006/picture">
+                  <pic:nvPicPr>
+                    <pic:cNvPr id="1519757274" name=""/>
+                    <pic:cNvPicPr/>
+                  </pic:nvPicPr>
+                  <pic:blipFill>
+                    <a:blip r:embed="rId33"/>
+                    <a:stretch>
+                      <a:fillRect/>
+                    </a:stretch>
+                  </pic:blipFill>
+                  <pic:spPr>
+                    <a:xfrm>
+                      <a:off x="0" y="0"/>
+                      <a:ext cx="5239481" cy="1505160"/>
+                    </a:xfrm>
+                    <a:prstGeom prst="rect">
+                      <a:avLst/>
+                    </a:prstGeom>
+                  </pic:spPr>
+                </pic:pic>
+              </a:graphicData>
+            </a:graphic>
+          </wp:inline>
+        </w:drawing>
+      </w:r>
     </w:p>
     <w:p>
       <w:r>
@@ -1695,6 +1908,49 @@
       <w:r>
         <w:t>select nombre,precio*100 as centimos from producto;</w:t>
       </w:r>
+      <w:r>
+        <w:rPr>
+          <w:noProof/>
+        </w:rPr>
+        <w:t xml:space="preserve"> </w:t>
+      </w:r>
+      <w:r>
+        <w:drawing>
+          <wp:inline distT="0" distB="0" distL="0" distR="0" wp14:anchorId="4D445F84" wp14:editId="53112491">
+            <wp:extent cx="3991532" cy="2457793"/>
+            <wp:effectExtent l="0" t="0" r="9525" b="0"/>
+            <wp:docPr id="2021941746" name="Imagen 1"/>
+            <wp:cNvGraphicFramePr>
+              <a:graphicFrameLocks xmlns:a="http://schemas.openxmlformats.org/drawingml/2006/main" noChangeAspect="1"/>
+            </wp:cNvGraphicFramePr>
+            <a:graphic xmlns:a="http://schemas.openxmlformats.org/drawingml/2006/main">
+              <a:graphicData uri="http://schemas.openxmlformats.org/drawingml/2006/picture">
+                <pic:pic xmlns:pic="http://schemas.openxmlformats.org/drawingml/2006/picture">
+                  <pic:nvPicPr>
+                    <pic:cNvPr id="2021941746" name=""/>
+                    <pic:cNvPicPr/>
+                  </pic:nvPicPr>
+                  <pic:blipFill>
+                    <a:blip r:embed="rId34"/>
+                    <a:stretch>
+                      <a:fillRect/>
+                    </a:stretch>
+                  </pic:blipFill>
+                  <pic:spPr>
+                    <a:xfrm>
+                      <a:off x="0" y="0"/>
+                      <a:ext cx="3991532" cy="2457793"/>
+                    </a:xfrm>
+                    <a:prstGeom prst="rect">
+                      <a:avLst/>
+                    </a:prstGeom>
+                  </pic:spPr>
+                </pic:pic>
+              </a:graphicData>
+            </a:graphic>
+          </wp:inline>
+        </w:drawing>
+      </w:r>
     </w:p>
     <w:p>
       <w:r>
@@ -1702,9 +1958,64 @@
       </w:r>
     </w:p>
     <w:p>
-      <w:r>
+      <w:pPr>
+        <w:rPr>
+          <w:lang w:val="en-US"/>
+        </w:rPr>
+      </w:pPr>
+      <w:r>
+        <w:rPr>
+          <w:lang w:val="en-US"/>
+        </w:rPr>
+        <w:lastRenderedPageBreak/>
         <w:t>select nombre from fabricante where nombre like 'S%';</w:t>
       </w:r>
+      <w:r>
+        <w:rPr>
+          <w:lang w:val="en-US"/>
+        </w:rPr>
+        <w:br/>
+      </w:r>
+      <w:r>
+        <w:rPr>
+          <w:lang w:val="en-US"/>
+        </w:rPr>
+        <w:drawing>
+          <wp:inline distT="0" distB="0" distL="0" distR="0" wp14:anchorId="34860815" wp14:editId="14F0D1BE">
+            <wp:extent cx="2581635" cy="1810003"/>
+            <wp:effectExtent l="0" t="0" r="0" b="0"/>
+            <wp:docPr id="1097729469" name="Imagen 1"/>
+            <wp:cNvGraphicFramePr>
+              <a:graphicFrameLocks xmlns:a="http://schemas.openxmlformats.org/drawingml/2006/main" noChangeAspect="1"/>
+            </wp:cNvGraphicFramePr>
+            <a:graphic xmlns:a="http://schemas.openxmlformats.org/drawingml/2006/main">
+              <a:graphicData uri="http://schemas.openxmlformats.org/drawingml/2006/picture">
+                <pic:pic xmlns:pic="http://schemas.openxmlformats.org/drawingml/2006/picture">
+                  <pic:nvPicPr>
+                    <pic:cNvPr id="1097729469" name=""/>
+                    <pic:cNvPicPr/>
+                  </pic:nvPicPr>
+                  <pic:blipFill>
+                    <a:blip r:embed="rId35"/>
+                    <a:stretch>
+                      <a:fillRect/>
+                    </a:stretch>
+                  </pic:blipFill>
+                  <pic:spPr>
+                    <a:xfrm>
+                      <a:off x="0" y="0"/>
+                      <a:ext cx="2581635" cy="1810003"/>
+                    </a:xfrm>
+                    <a:prstGeom prst="rect">
+                      <a:avLst/>
+                    </a:prstGeom>
+                  </pic:spPr>
+                </pic:pic>
+              </a:graphicData>
+            </a:graphic>
+          </wp:inline>
+        </w:drawing>
+      </w:r>
     </w:p>
     <w:p>
       <w:r>
@@ -1712,9 +2023,109 @@
       </w:r>
     </w:p>
     <w:p>
-      <w:r>
+      <w:pPr>
+        <w:rPr>
+          <w:lang w:val="en-US"/>
+        </w:rPr>
+      </w:pPr>
+      <w:r>
+        <w:rPr>
+          <w:lang w:val="en-US"/>
+        </w:rPr>
         <w:t>select nombre from fabricante where nombre like '%e';</w:t>
       </w:r>
+      <w:r>
+        <w:rPr>
+          <w:lang w:val="en-US"/>
+        </w:rPr>
+        <w:br/>
+      </w:r>
+      <w:r>
+        <w:rPr>
+          <w:lang w:val="en-US"/>
+        </w:rPr>
+        <w:drawing>
+          <wp:inline distT="0" distB="0" distL="0" distR="0" wp14:anchorId="7EF228FF" wp14:editId="2B1BBF84">
+            <wp:extent cx="3096057" cy="1648055"/>
+            <wp:effectExtent l="0" t="0" r="9525" b="9525"/>
+            <wp:docPr id="194150104" name="Imagen 1"/>
+            <wp:cNvGraphicFramePr>
+              <a:graphicFrameLocks xmlns:a="http://schemas.openxmlformats.org/drawingml/2006/main" noChangeAspect="1"/>
+            </wp:cNvGraphicFramePr>
+            <a:graphic xmlns:a="http://schemas.openxmlformats.org/drawingml/2006/main">
+              <a:graphicData uri="http://schemas.openxmlformats.org/drawingml/2006/picture">
+                <pic:pic xmlns:pic="http://schemas.openxmlformats.org/drawingml/2006/picture">
+                  <pic:nvPicPr>
+                    <pic:cNvPr id="194150104" name=""/>
+                    <pic:cNvPicPr/>
+                  </pic:nvPicPr>
+                  <pic:blipFill>
+                    <a:blip r:embed="rId36"/>
+                    <a:stretch>
+                      <a:fillRect/>
+                    </a:stretch>
+                  </pic:blipFill>
+                  <pic:spPr>
+                    <a:xfrm>
+                      <a:off x="0" y="0"/>
+                      <a:ext cx="3096057" cy="1648055"/>
+                    </a:xfrm>
+                    <a:prstGeom prst="rect">
+                      <a:avLst/>
+                    </a:prstGeom>
+                  </pic:spPr>
+                </pic:pic>
+              </a:graphicData>
+            </a:graphic>
+          </wp:inline>
+        </w:drawing>
+      </w:r>
+      <w:r>
+        <w:rPr>
+          <w:lang w:val="en-US"/>
+        </w:rPr>
+        <w:br/>
+      </w:r>
+      <w:r>
+        <w:rPr>
+          <w:lang w:val="en-US"/>
+        </w:rPr>
+        <w:drawing>
+          <wp:inline distT="0" distB="0" distL="0" distR="0" wp14:anchorId="493F2739" wp14:editId="16D08BCD">
+            <wp:extent cx="3010320" cy="1667108"/>
+            <wp:effectExtent l="0" t="0" r="0" b="9525"/>
+            <wp:docPr id="1649344840" name="Imagen 1"/>
+            <wp:cNvGraphicFramePr>
+              <a:graphicFrameLocks xmlns:a="http://schemas.openxmlformats.org/drawingml/2006/main" noChangeAspect="1"/>
+            </wp:cNvGraphicFramePr>
+            <a:graphic xmlns:a="http://schemas.openxmlformats.org/drawingml/2006/main">
+              <a:graphicData uri="http://schemas.openxmlformats.org/drawingml/2006/picture">
+                <pic:pic xmlns:pic="http://schemas.openxmlformats.org/drawingml/2006/picture">
+                  <pic:nvPicPr>
+                    <pic:cNvPr id="1649344840" name=""/>
+                    <pic:cNvPicPr/>
+                  </pic:nvPicPr>
+                  <pic:blipFill>
+                    <a:blip r:embed="rId37"/>
+                    <a:stretch>
+                      <a:fillRect/>
+                    </a:stretch>
+                  </pic:blipFill>
+                  <pic:spPr>
+                    <a:xfrm>
+                      <a:off x="0" y="0"/>
+                      <a:ext cx="3010320" cy="1667108"/>
+                    </a:xfrm>
+                    <a:prstGeom prst="rect">
+                      <a:avLst/>
+                    </a:prstGeom>
+                  </pic:spPr>
+                </pic:pic>
+              </a:graphicData>
+            </a:graphic>
+          </wp:inline>
+        </w:drawing>
+      </w:r>
     </w:p>
     <w:p>
       <w:r>
@@ -1722,9 +2133,113 @@
       </w:r>
     </w:p>
     <w:p>
-      <w:r>
+      <w:pPr>
+        <w:rPr>
+          <w:lang w:val="en-US"/>
+        </w:rPr>
+      </w:pPr>
+      <w:r>
+        <w:rPr>
+          <w:lang w:val="en-US"/>
+        </w:rPr>
+        <w:lastRenderedPageBreak/>
         <w:t>select nombre from fabricante where nombre like '%w%';</w:t>
       </w:r>
+      <w:r>
+        <w:rPr>
+          <w:noProof/>
+          <w:lang w:val="en-US"/>
+        </w:rPr>
+        <w:t xml:space="preserve"> </w:t>
+      </w:r>
+      <w:r>
+        <w:rPr>
+          <w:lang w:val="en-US"/>
+        </w:rPr>
+        <w:drawing>
+          <wp:inline distT="0" distB="0" distL="0" distR="0" wp14:anchorId="2CE95381" wp14:editId="0E3559C0">
+            <wp:extent cx="3191320" cy="1486107"/>
+            <wp:effectExtent l="0" t="0" r="9525" b="0"/>
+            <wp:docPr id="1369959629" name="Imagen 1"/>
+            <wp:cNvGraphicFramePr>
+              <a:graphicFrameLocks xmlns:a="http://schemas.openxmlformats.org/drawingml/2006/main" noChangeAspect="1"/>
+            </wp:cNvGraphicFramePr>
+            <a:graphic xmlns:a="http://schemas.openxmlformats.org/drawingml/2006/main">
+              <a:graphicData uri="http://schemas.openxmlformats.org/drawingml/2006/picture">
+                <pic:pic xmlns:pic="http://schemas.openxmlformats.org/drawingml/2006/picture">
+                  <pic:nvPicPr>
+                    <pic:cNvPr id="1369959629" name=""/>
+                    <pic:cNvPicPr/>
+                  </pic:nvPicPr>
+                  <pic:blipFill>
+                    <a:blip r:embed="rId38"/>
+                    <a:stretch>
+                      <a:fillRect/>
+                    </a:stretch>
+                  </pic:blipFill>
+                  <pic:spPr>
+                    <a:xfrm>
+                      <a:off x="0" y="0"/>
+                      <a:ext cx="3191320" cy="1486107"/>
+                    </a:xfrm>
+                    <a:prstGeom prst="rect">
+                      <a:avLst/>
+                    </a:prstGeom>
+                  </pic:spPr>
+                </pic:pic>
+              </a:graphicData>
+            </a:graphic>
+          </wp:inline>
+        </w:drawing>
+      </w:r>
+      <w:r>
+        <w:rPr>
+          <w:noProof/>
+          <w:lang w:val="en-US"/>
+        </w:rPr>
+        <w:t xml:space="preserve"> </w:t>
+      </w:r>
+      <w:r>
+        <w:rPr>
+          <w:noProof/>
+          <w:lang w:val="en-US"/>
+        </w:rPr>
+        <w:drawing>
+          <wp:inline distT="0" distB="0" distL="0" distR="0" wp14:anchorId="2494F3DE" wp14:editId="015C6365">
+            <wp:extent cx="3877216" cy="2295845"/>
+            <wp:effectExtent l="0" t="0" r="9525" b="9525"/>
+            <wp:docPr id="178758044" name="Imagen 1"/>
+            <wp:cNvGraphicFramePr>
+              <a:graphicFrameLocks xmlns:a="http://schemas.openxmlformats.org/drawingml/2006/main" noChangeAspect="1"/>
+            </wp:cNvGraphicFramePr>
+            <a:graphic xmlns:a="http://schemas.openxmlformats.org/drawingml/2006/main">
+              <a:graphicData uri="http://schemas.openxmlformats.org/drawingml/2006/picture">
+                <pic:pic xmlns:pic="http://schemas.openxmlformats.org/drawingml/2006/picture">
+                  <pic:nvPicPr>
+                    <pic:cNvPr id="178758044" name=""/>
+                    <pic:cNvPicPr/>
+                  </pic:nvPicPr>
+                  <pic:blipFill>
+                    <a:blip r:embed="rId39"/>
+                    <a:stretch>
+                      <a:fillRect/>
+                    </a:stretch>
+                  </pic:blipFill>
+                  <pic:spPr>
+                    <a:xfrm>
+                      <a:off x="0" y="0"/>
+                      <a:ext cx="3877216" cy="2295845"/>
+                    </a:xfrm>
+                    <a:prstGeom prst="rect">
+                      <a:avLst/>
+                    </a:prstGeom>
+                  </pic:spPr>
+                </pic:pic>
+              </a:graphicData>
+            </a:graphic>
+          </wp:inline>
+        </w:drawing>
+      </w:r>
     </w:p>
     <w:p>
       <w:r>
@@ -1732,9 +2247,111 @@
       </w:r>
     </w:p>
     <w:p>
-      <w:r>
+      <w:pPr>
+        <w:rPr>
+          <w:lang w:val="en-US"/>
+        </w:rPr>
+      </w:pPr>
+      <w:r>
+        <w:rPr>
+          <w:lang w:val="en-US"/>
+        </w:rPr>
         <w:t>select nombre from fabricante where nombre like '____';</w:t>
       </w:r>
+      <w:r>
+        <w:rPr>
+          <w:noProof/>
+          <w:lang w:val="en-US"/>
+        </w:rPr>
+        <w:t xml:space="preserve"> </w:t>
+      </w:r>
+      <w:r>
+        <w:rPr>
+          <w:lang w:val="en-US"/>
+        </w:rPr>
+        <w:drawing>
+          <wp:inline distT="0" distB="0" distL="0" distR="0" wp14:anchorId="4FD72F2B" wp14:editId="0D39679B">
+            <wp:extent cx="3972479" cy="1714739"/>
+            <wp:effectExtent l="0" t="0" r="9525" b="0"/>
+            <wp:docPr id="513236598" name="Imagen 1"/>
+            <wp:cNvGraphicFramePr>
+              <a:graphicFrameLocks xmlns:a="http://schemas.openxmlformats.org/drawingml/2006/main" noChangeAspect="1"/>
+            </wp:cNvGraphicFramePr>
+            <a:graphic xmlns:a="http://schemas.openxmlformats.org/drawingml/2006/main">
+              <a:graphicData uri="http://schemas.openxmlformats.org/drawingml/2006/picture">
+                <pic:pic xmlns:pic="http://schemas.openxmlformats.org/drawingml/2006/picture">
+                  <pic:nvPicPr>
+                    <pic:cNvPr id="513236598" name=""/>
+                    <pic:cNvPicPr/>
+                  </pic:nvPicPr>
+                  <pic:blipFill>
+                    <a:blip r:embed="rId40"/>
+                    <a:stretch>
+                      <a:fillRect/>
+                    </a:stretch>
+                  </pic:blipFill>
+                  <pic:spPr>
+                    <a:xfrm>
+                      <a:off x="0" y="0"/>
+                      <a:ext cx="3972479" cy="1714739"/>
+                    </a:xfrm>
+                    <a:prstGeom prst="rect">
+                      <a:avLst/>
+                    </a:prstGeom>
+                  </pic:spPr>
+                </pic:pic>
+              </a:graphicData>
+            </a:graphic>
+          </wp:inline>
+        </w:drawing>
+      </w:r>
+      <w:r>
+        <w:rPr>
+          <w:noProof/>
+          <w:lang w:val="en-US"/>
+        </w:rPr>
+        <w:br/>
+      </w:r>
+      <w:r>
+        <w:rPr>
+          <w:lang w:val="en-US"/>
+        </w:rPr>
+        <w:drawing>
+          <wp:inline distT="0" distB="0" distL="0" distR="0" wp14:anchorId="20E102EA" wp14:editId="73397C4F">
+            <wp:extent cx="3486637" cy="1590897"/>
+            <wp:effectExtent l="0" t="0" r="0" b="9525"/>
+            <wp:docPr id="2055038823" name="Imagen 1"/>
+            <wp:cNvGraphicFramePr>
+              <a:graphicFrameLocks xmlns:a="http://schemas.openxmlformats.org/drawingml/2006/main" noChangeAspect="1"/>
+            </wp:cNvGraphicFramePr>
+            <a:graphic xmlns:a="http://schemas.openxmlformats.org/drawingml/2006/main">
+              <a:graphicData uri="http://schemas.openxmlformats.org/drawingml/2006/picture">
+                <pic:pic xmlns:pic="http://schemas.openxmlformats.org/drawingml/2006/picture">
+                  <pic:nvPicPr>
+                    <pic:cNvPr id="2055038823" name=""/>
+                    <pic:cNvPicPr/>
+                  </pic:nvPicPr>
+                  <pic:blipFill>
+                    <a:blip r:embed="rId41"/>
+                    <a:stretch>
+                      <a:fillRect/>
+                    </a:stretch>
+                  </pic:blipFill>
+                  <pic:spPr>
+                    <a:xfrm>
+                      <a:off x="0" y="0"/>
+                      <a:ext cx="3486637" cy="1590897"/>
+                    </a:xfrm>
+                    <a:prstGeom prst="rect">
+                      <a:avLst/>
+                    </a:prstGeom>
+                  </pic:spPr>
+                </pic:pic>
+              </a:graphicData>
+            </a:graphic>
+          </wp:inline>
+        </w:drawing>
+      </w:r>
     </w:p>
     <w:p>
       <w:r>
@@ -1743,13 +2360,114 @@
     </w:p>
     <w:p>
       <w:r>
+        <w:lastRenderedPageBreak/>
         <w:t>el nombre.</w:t>
       </w:r>
     </w:p>
     <w:p>
-      <w:r>
+      <w:pPr>
+        <w:rPr>
+          <w:lang w:val="en-US"/>
+        </w:rPr>
+      </w:pPr>
+      <w:r>
+        <w:rPr>
+          <w:lang w:val="en-US"/>
+        </w:rPr>
         <w:t>select nombre from producto where nombre like '%Portatil%';</w:t>
       </w:r>
+      <w:r>
+        <w:rPr>
+          <w:noProof/>
+          <w:lang w:val="en-US"/>
+        </w:rPr>
+        <w:t xml:space="preserve"> </w:t>
+      </w:r>
+      <w:r>
+        <w:drawing>
+          <wp:inline distT="0" distB="0" distL="0" distR="0" wp14:anchorId="0F69CE73" wp14:editId="6921BD62">
+            <wp:extent cx="4915586" cy="1657581"/>
+            <wp:effectExtent l="0" t="0" r="0" b="0"/>
+            <wp:docPr id="1292304076" name="Imagen 1"/>
+            <wp:cNvGraphicFramePr>
+              <a:graphicFrameLocks xmlns:a="http://schemas.openxmlformats.org/drawingml/2006/main" noChangeAspect="1"/>
+            </wp:cNvGraphicFramePr>
+            <a:graphic xmlns:a="http://schemas.openxmlformats.org/drawingml/2006/main">
+              <a:graphicData uri="http://schemas.openxmlformats.org/drawingml/2006/picture">
+                <pic:pic xmlns:pic="http://schemas.openxmlformats.org/drawingml/2006/picture">
+                  <pic:nvPicPr>
+                    <pic:cNvPr id="1292304076" name=""/>
+                    <pic:cNvPicPr/>
+                  </pic:nvPicPr>
+                  <pic:blipFill>
+                    <a:blip r:embed="rId42"/>
+                    <a:stretch>
+                      <a:fillRect/>
+                    </a:stretch>
+                  </pic:blipFill>
+                  <pic:spPr>
+                    <a:xfrm>
+                      <a:off x="0" y="0"/>
+                      <a:ext cx="4915586" cy="1657581"/>
+                    </a:xfrm>
+                    <a:prstGeom prst="rect">
+                      <a:avLst/>
+                    </a:prstGeom>
+                  </pic:spPr>
+                </pic:pic>
+              </a:graphicData>
+            </a:graphic>
+          </wp:inline>
+        </w:drawing>
+      </w:r>
+      <w:r>
+        <w:rPr>
+          <w:noProof/>
+          <w:lang w:val="en-US"/>
+        </w:rPr>
+        <w:t xml:space="preserve"> </w:t>
+      </w:r>
+      <w:r>
+        <w:rPr>
+          <w:noProof/>
+          <w:lang w:val="en-US"/>
+        </w:rPr>
+        <w:drawing>
+          <wp:inline distT="0" distB="0" distL="0" distR="0" wp14:anchorId="0B4263EE" wp14:editId="0D005E4E">
+            <wp:extent cx="4772691" cy="1781424"/>
+            <wp:effectExtent l="0" t="0" r="0" b="9525"/>
+            <wp:docPr id="369932556" name="Imagen 1"/>
+            <wp:cNvGraphicFramePr>
+              <a:graphicFrameLocks xmlns:a="http://schemas.openxmlformats.org/drawingml/2006/main" noChangeAspect="1"/>
+            </wp:cNvGraphicFramePr>
+            <a:graphic xmlns:a="http://schemas.openxmlformats.org/drawingml/2006/main">
+              <a:graphicData uri="http://schemas.openxmlformats.org/drawingml/2006/picture">
+                <pic:pic xmlns:pic="http://schemas.openxmlformats.org/drawingml/2006/picture">
+                  <pic:nvPicPr>
+                    <pic:cNvPr id="369932556" name=""/>
+                    <pic:cNvPicPr/>
+                  </pic:nvPicPr>
+                  <pic:blipFill>
+                    <a:blip r:embed="rId43"/>
+                    <a:stretch>
+                      <a:fillRect/>
+                    </a:stretch>
+                  </pic:blipFill>
+                  <pic:spPr>
+                    <a:xfrm>
+                      <a:off x="0" y="0"/>
+                      <a:ext cx="4772691" cy="1781424"/>
+                    </a:xfrm>
+                    <a:prstGeom prst="rect">
+                      <a:avLst/>
+                    </a:prstGeom>
+                  </pic:spPr>
+                </pic:pic>
+              </a:graphicData>
+            </a:graphic>
+          </wp:inline>
+        </w:drawing>
+      </w:r>
     </w:p>
     <w:p>
       <w:r>
@@ -1760,14 +2478,109 @@
       <w:r>
         <w:t>en el nombre y tienen un precio inferior a 215 €.</w:t>
       </w:r>
-    </w:p>
-    <w:p>
-      <w:r>
+      <w:r>
+        <w:rPr>
+          <w:noProof/>
+        </w:rPr>
+        <w:t xml:space="preserve"> </w:t>
+      </w:r>
+      <w:r>
+        <w:drawing>
+          <wp:inline distT="0" distB="0" distL="0" distR="0" wp14:anchorId="588D3A5D" wp14:editId="6483B993">
+            <wp:extent cx="5400040" cy="1555115"/>
+            <wp:effectExtent l="0" t="0" r="0" b="6985"/>
+            <wp:docPr id="543237296" name="Imagen 1"/>
+            <wp:cNvGraphicFramePr>
+              <a:graphicFrameLocks xmlns:a="http://schemas.openxmlformats.org/drawingml/2006/main" noChangeAspect="1"/>
+            </wp:cNvGraphicFramePr>
+            <a:graphic xmlns:a="http://schemas.openxmlformats.org/drawingml/2006/main">
+              <a:graphicData uri="http://schemas.openxmlformats.org/drawingml/2006/picture">
+                <pic:pic xmlns:pic="http://schemas.openxmlformats.org/drawingml/2006/picture">
+                  <pic:nvPicPr>
+                    <pic:cNvPr id="543237296" name=""/>
+                    <pic:cNvPicPr/>
+                  </pic:nvPicPr>
+                  <pic:blipFill>
+                    <a:blip r:embed="rId44"/>
+                    <a:stretch>
+                      <a:fillRect/>
+                    </a:stretch>
+                  </pic:blipFill>
+                  <pic:spPr>
+                    <a:xfrm>
+                      <a:off x="0" y="0"/>
+                      <a:ext cx="5400040" cy="1555115"/>
+                    </a:xfrm>
+                    <a:prstGeom prst="rect">
+                      <a:avLst/>
+                    </a:prstGeom>
+                  </pic:spPr>
+                </pic:pic>
+              </a:graphicData>
+            </a:graphic>
+          </wp:inline>
+        </w:drawing>
+      </w:r>
+      <w:r>
+        <w:rPr>
+          <w:noProof/>
+        </w:rPr>
+        <w:br/>
+      </w:r>
+      <w:r>
+        <w:drawing>
+          <wp:inline distT="0" distB="0" distL="0" distR="0" wp14:anchorId="7423EB1D" wp14:editId="19313C4B">
+            <wp:extent cx="5400040" cy="1593215"/>
+            <wp:effectExtent l="0" t="0" r="0" b="6985"/>
+            <wp:docPr id="1158083131" name="Imagen 1"/>
+            <wp:cNvGraphicFramePr>
+              <a:graphicFrameLocks xmlns:a="http://schemas.openxmlformats.org/drawingml/2006/main" noChangeAspect="1"/>
+            </wp:cNvGraphicFramePr>
+            <a:graphic xmlns:a="http://schemas.openxmlformats.org/drawingml/2006/main">
+              <a:graphicData uri="http://schemas.openxmlformats.org/drawingml/2006/picture">
+                <pic:pic xmlns:pic="http://schemas.openxmlformats.org/drawingml/2006/picture">
+                  <pic:nvPicPr>
+                    <pic:cNvPr id="1158083131" name=""/>
+                    <pic:cNvPicPr/>
+                  </pic:nvPicPr>
+                  <pic:blipFill>
+                    <a:blip r:embed="rId45"/>
+                    <a:stretch>
+                      <a:fillRect/>
+                    </a:stretch>
+                  </pic:blipFill>
+                  <pic:spPr>
+                    <a:xfrm>
+                      <a:off x="0" y="0"/>
+                      <a:ext cx="5400040" cy="1593215"/>
+                    </a:xfrm>
+                    <a:prstGeom prst="rect">
+                      <a:avLst/>
+                    </a:prstGeom>
+                  </pic:spPr>
+                </pic:pic>
+              </a:graphicData>
+            </a:graphic>
+          </wp:inline>
+        </w:drawing>
+      </w:r>
+    </w:p>
+    <w:p>
+      <w:pPr>
+        <w:rPr>
+          <w:lang w:val="en-US"/>
+        </w:rPr>
+      </w:pPr>
+      <w:r>
+        <w:rPr>
+          <w:lang w:val="en-US"/>
+        </w:rPr>
         <w:t>select nombre from producto where nombre like '%Monitor%' and precio &gt;215;</w:t>
       </w:r>
     </w:p>
     <w:p>
       <w:r>
+        <w:lastRenderedPageBreak/>
         <w:t>36) Lista el nombre y el precio de todos los productos que tengan un precio mayor o igual a</w:t>
       </w:r>
     </w:p>
@@ -1778,7 +2591,6 @@
     </w:p>
     <w:p>
       <w:r>
-        <w:lastRenderedPageBreak/>
         <w:t>lugar por el nombre (en orden ascendente).</w:t>
       </w:r>
     </w:p>
@@ -1790,6 +2602,46 @@
     <w:p>
       <w:r>
         <w:t>select nombre, precio from producto where precio &gt;= 180 order by nombre;</w:t>
+      </w:r>
+      <w:r>
+        <w:br/>
+      </w:r>
+      <w:r>
+        <w:drawing>
+          <wp:inline distT="0" distB="0" distL="0" distR="0" wp14:anchorId="3795743B" wp14:editId="1F562426">
+            <wp:extent cx="5400040" cy="1882140"/>
+            <wp:effectExtent l="0" t="0" r="0" b="3810"/>
+            <wp:docPr id="281444887" name="Imagen 1"/>
+            <wp:cNvGraphicFramePr>
+              <a:graphicFrameLocks xmlns:a="http://schemas.openxmlformats.org/drawingml/2006/main" noChangeAspect="1"/>
+            </wp:cNvGraphicFramePr>
+            <a:graphic xmlns:a="http://schemas.openxmlformats.org/drawingml/2006/main">
+              <a:graphicData uri="http://schemas.openxmlformats.org/drawingml/2006/picture">
+                <pic:pic xmlns:pic="http://schemas.openxmlformats.org/drawingml/2006/picture">
+                  <pic:nvPicPr>
+                    <pic:cNvPr id="281444887" name=""/>
+                    <pic:cNvPicPr/>
+                  </pic:nvPicPr>
+                  <pic:blipFill>
+                    <a:blip r:embed="rId46"/>
+                    <a:stretch>
+                      <a:fillRect/>
+                    </a:stretch>
+                  </pic:blipFill>
+                  <pic:spPr>
+                    <a:xfrm>
+                      <a:off x="0" y="0"/>
+                      <a:ext cx="5400040" cy="1882140"/>
+                    </a:xfrm>
+                    <a:prstGeom prst="rect">
+                      <a:avLst/>
+                    </a:prstGeom>
+                  </pic:spPr>
+                </pic:pic>
+              </a:graphicData>
+            </a:graphic>
+          </wp:inline>
+        </w:drawing>
       </w:r>
     </w:p>
     <w:sectPr>
